--- a/1/Харкович_1.docx
+++ b/1/Харкович_1.docx
@@ -142,6 +142,7 @@
           <w:lang w:val="ru-BY"/>
         </w:rPr>
       </w:pPr>
+      <w:proofErr w:type="spellStart"/>
       <w:r>
         <w:rPr>
           <w:color w:val="000000" w:themeColor="text1"/>
@@ -149,7 +150,37 @@
           <w:szCs w:val="28"/>
           <w:lang w:val="ru-BY"/>
         </w:rPr>
-        <w:t>Console.WriteLine("Цены:\n1кг конфет - 14,30р \n1кг печенья - 10,50р \n1кг яблок - 7,85р\n");</w:t>
+        <w:t>Console.WriteLine</w:t>
+      </w:r>
+      <w:proofErr w:type="spellEnd"/>
+      <w:r>
+        <w:rPr>
+          <w:color w:val="000000" w:themeColor="text1"/>
+          <w:sz w:val="28"/>
+          <w:szCs w:val="28"/>
+          <w:lang w:val="ru-BY"/>
+        </w:rPr>
+        <w:t>("</w:t>
+      </w:r>
+      <w:proofErr w:type="gramStart"/>
+      <w:r>
+        <w:rPr>
+          <w:color w:val="000000" w:themeColor="text1"/>
+          <w:sz w:val="28"/>
+          <w:szCs w:val="28"/>
+          <w:lang w:val="ru-BY"/>
+        </w:rPr>
+        <w:t>Цены:\</w:t>
+      </w:r>
+      <w:proofErr w:type="gramEnd"/>
+      <w:r>
+        <w:rPr>
+          <w:color w:val="000000" w:themeColor="text1"/>
+          <w:sz w:val="28"/>
+          <w:szCs w:val="28"/>
+          <w:lang w:val="ru-BY"/>
+        </w:rPr>
+        <w:t>n1кг конфет - 14,30р \n1кг печенья - 10,50р \n1кг яблок - 7,85р\n");</w:t>
       </w:r>
     </w:p>
     <w:p>
@@ -165,6 +196,7 @@
           <w:lang w:val="ru-BY"/>
         </w:rPr>
       </w:pPr>
+      <w:proofErr w:type="spellStart"/>
       <w:r>
         <w:rPr>
           <w:color w:val="000000" w:themeColor="text1"/>
@@ -172,7 +204,17 @@
           <w:szCs w:val="28"/>
           <w:lang w:val="ru-BY"/>
         </w:rPr>
-        <w:t>Console.Write("Сколько килограммов конфет вы хотите купить? ");</w:t>
+        <w:t>Console.Write</w:t>
+      </w:r>
+      <w:proofErr w:type="spellEnd"/>
+      <w:r>
+        <w:rPr>
+          <w:color w:val="000000" w:themeColor="text1"/>
+          <w:sz w:val="28"/>
+          <w:szCs w:val="28"/>
+          <w:lang w:val="ru-BY"/>
+        </w:rPr>
+        <w:t>("Сколько килограммов конфет вы хотите купить? ");</w:t>
       </w:r>
     </w:p>
     <w:p>
@@ -188,6 +230,7 @@
           <w:lang w:val="ru-BY"/>
         </w:rPr>
       </w:pPr>
+      <w:proofErr w:type="spellStart"/>
       <w:r>
         <w:rPr>
           <w:color w:val="000000" w:themeColor="text1"/>
@@ -195,7 +238,59 @@
           <w:szCs w:val="28"/>
           <w:lang w:val="ru-BY"/>
         </w:rPr>
-        <w:t>double x = double.Parse(Console.ReadLine());</w:t>
+        <w:t>double</w:t>
+      </w:r>
+      <w:proofErr w:type="spellEnd"/>
+      <w:r>
+        <w:rPr>
+          <w:color w:val="000000" w:themeColor="text1"/>
+          <w:sz w:val="28"/>
+          <w:szCs w:val="28"/>
+          <w:lang w:val="ru-BY"/>
+        </w:rPr>
+        <w:t xml:space="preserve"> x = </w:t>
+      </w:r>
+      <w:proofErr w:type="spellStart"/>
+      <w:proofErr w:type="gramStart"/>
+      <w:r>
+        <w:rPr>
+          <w:color w:val="000000" w:themeColor="text1"/>
+          <w:sz w:val="28"/>
+          <w:szCs w:val="28"/>
+          <w:lang w:val="ru-BY"/>
+        </w:rPr>
+        <w:t>double.Parse</w:t>
+      </w:r>
+      <w:proofErr w:type="spellEnd"/>
+      <w:proofErr w:type="gramEnd"/>
+      <w:r>
+        <w:rPr>
+          <w:color w:val="000000" w:themeColor="text1"/>
+          <w:sz w:val="28"/>
+          <w:szCs w:val="28"/>
+          <w:lang w:val="ru-BY"/>
+        </w:rPr>
+        <w:t>(</w:t>
+      </w:r>
+      <w:proofErr w:type="spellStart"/>
+      <w:r>
+        <w:rPr>
+          <w:color w:val="000000" w:themeColor="text1"/>
+          <w:sz w:val="28"/>
+          <w:szCs w:val="28"/>
+          <w:lang w:val="ru-BY"/>
+        </w:rPr>
+        <w:t>Console.ReadLine</w:t>
+      </w:r>
+      <w:proofErr w:type="spellEnd"/>
+      <w:r>
+        <w:rPr>
+          <w:color w:val="000000" w:themeColor="text1"/>
+          <w:sz w:val="28"/>
+          <w:szCs w:val="28"/>
+          <w:lang w:val="ru-BY"/>
+        </w:rPr>
+        <w:t>());</w:t>
       </w:r>
     </w:p>
     <w:p>
@@ -211,6 +306,7 @@
           <w:lang w:val="ru-BY"/>
         </w:rPr>
       </w:pPr>
+      <w:proofErr w:type="spellStart"/>
       <w:r>
         <w:rPr>
           <w:color w:val="000000" w:themeColor="text1"/>
@@ -218,7 +314,17 @@
           <w:szCs w:val="28"/>
           <w:lang w:val="ru-BY"/>
         </w:rPr>
-        <w:t>Console.Write("Сколько килограммов печенья вы хотите купить? ");</w:t>
+        <w:t>Console.Write</w:t>
+      </w:r>
+      <w:proofErr w:type="spellEnd"/>
+      <w:r>
+        <w:rPr>
+          <w:color w:val="000000" w:themeColor="text1"/>
+          <w:sz w:val="28"/>
+          <w:szCs w:val="28"/>
+          <w:lang w:val="ru-BY"/>
+        </w:rPr>
+        <w:t>("Сколько килограммов печенья вы хотите купить? ");</w:t>
       </w:r>
     </w:p>
     <w:p>
@@ -234,6 +340,7 @@
           <w:lang w:val="ru-BY"/>
         </w:rPr>
       </w:pPr>
+      <w:proofErr w:type="spellStart"/>
       <w:r>
         <w:rPr>
           <w:color w:val="000000" w:themeColor="text1"/>
@@ -241,7 +348,59 @@
           <w:szCs w:val="28"/>
           <w:lang w:val="ru-BY"/>
         </w:rPr>
-        <w:t>double y = double.Parse(Console.ReadLine());</w:t>
+        <w:t>double</w:t>
+      </w:r>
+      <w:proofErr w:type="spellEnd"/>
+      <w:r>
+        <w:rPr>
+          <w:color w:val="000000" w:themeColor="text1"/>
+          <w:sz w:val="28"/>
+          <w:szCs w:val="28"/>
+          <w:lang w:val="ru-BY"/>
+        </w:rPr>
+        <w:t xml:space="preserve"> y = </w:t>
+      </w:r>
+      <w:proofErr w:type="spellStart"/>
+      <w:proofErr w:type="gramStart"/>
+      <w:r>
+        <w:rPr>
+          <w:color w:val="000000" w:themeColor="text1"/>
+          <w:sz w:val="28"/>
+          <w:szCs w:val="28"/>
+          <w:lang w:val="ru-BY"/>
+        </w:rPr>
+        <w:t>double.Parse</w:t>
+      </w:r>
+      <w:proofErr w:type="spellEnd"/>
+      <w:proofErr w:type="gramEnd"/>
+      <w:r>
+        <w:rPr>
+          <w:color w:val="000000" w:themeColor="text1"/>
+          <w:sz w:val="28"/>
+          <w:szCs w:val="28"/>
+          <w:lang w:val="ru-BY"/>
+        </w:rPr>
+        <w:t>(</w:t>
+      </w:r>
+      <w:proofErr w:type="spellStart"/>
+      <w:r>
+        <w:rPr>
+          <w:color w:val="000000" w:themeColor="text1"/>
+          <w:sz w:val="28"/>
+          <w:szCs w:val="28"/>
+          <w:lang w:val="ru-BY"/>
+        </w:rPr>
+        <w:t>Console.ReadLine</w:t>
+      </w:r>
+      <w:proofErr w:type="spellEnd"/>
+      <w:r>
+        <w:rPr>
+          <w:color w:val="000000" w:themeColor="text1"/>
+          <w:sz w:val="28"/>
+          <w:szCs w:val="28"/>
+          <w:lang w:val="ru-BY"/>
+        </w:rPr>
+        <w:t>());</w:t>
       </w:r>
     </w:p>
     <w:p>
@@ -257,6 +416,7 @@
           <w:lang w:val="ru-BY"/>
         </w:rPr>
       </w:pPr>
+      <w:proofErr w:type="spellStart"/>
       <w:r>
         <w:rPr>
           <w:color w:val="000000" w:themeColor="text1"/>
@@ -264,7 +424,17 @@
           <w:szCs w:val="28"/>
           <w:lang w:val="ru-BY"/>
         </w:rPr>
-        <w:t>Console.Write("Сколько килограммов яблок вы хотите купить? ");</w:t>
+        <w:t>Console.Write</w:t>
+      </w:r>
+      <w:proofErr w:type="spellEnd"/>
+      <w:r>
+        <w:rPr>
+          <w:color w:val="000000" w:themeColor="text1"/>
+          <w:sz w:val="28"/>
+          <w:szCs w:val="28"/>
+          <w:lang w:val="ru-BY"/>
+        </w:rPr>
+        <w:t>("Сколько килограммов яблок вы хотите купить? ");</w:t>
       </w:r>
     </w:p>
     <w:p>
@@ -280,6 +450,7 @@
           <w:lang w:val="ru-BY"/>
         </w:rPr>
       </w:pPr>
+      <w:proofErr w:type="spellStart"/>
       <w:r>
         <w:rPr>
           <w:color w:val="000000" w:themeColor="text1"/>
@@ -287,7 +458,59 @@
           <w:szCs w:val="28"/>
           <w:lang w:val="ru-BY"/>
         </w:rPr>
-        <w:t>double z = double.Parse(Console.ReadLine());</w:t>
+        <w:t>double</w:t>
+      </w:r>
+      <w:proofErr w:type="spellEnd"/>
+      <w:r>
+        <w:rPr>
+          <w:color w:val="000000" w:themeColor="text1"/>
+          <w:sz w:val="28"/>
+          <w:szCs w:val="28"/>
+          <w:lang w:val="ru-BY"/>
+        </w:rPr>
+        <w:t xml:space="preserve"> z = </w:t>
+      </w:r>
+      <w:proofErr w:type="spellStart"/>
+      <w:proofErr w:type="gramStart"/>
+      <w:r>
+        <w:rPr>
+          <w:color w:val="000000" w:themeColor="text1"/>
+          <w:sz w:val="28"/>
+          <w:szCs w:val="28"/>
+          <w:lang w:val="ru-BY"/>
+        </w:rPr>
+        <w:t>double.Parse</w:t>
+      </w:r>
+      <w:proofErr w:type="spellEnd"/>
+      <w:proofErr w:type="gramEnd"/>
+      <w:r>
+        <w:rPr>
+          <w:color w:val="000000" w:themeColor="text1"/>
+          <w:sz w:val="28"/>
+          <w:szCs w:val="28"/>
+          <w:lang w:val="ru-BY"/>
+        </w:rPr>
+        <w:t>(</w:t>
+      </w:r>
+      <w:proofErr w:type="spellStart"/>
+      <w:r>
+        <w:rPr>
+          <w:color w:val="000000" w:themeColor="text1"/>
+          <w:sz w:val="28"/>
+          <w:szCs w:val="28"/>
+          <w:lang w:val="ru-BY"/>
+        </w:rPr>
+        <w:t>Console.ReadLine</w:t>
+      </w:r>
+      <w:proofErr w:type="spellEnd"/>
+      <w:r>
+        <w:rPr>
+          <w:color w:val="000000" w:themeColor="text1"/>
+          <w:sz w:val="28"/>
+          <w:szCs w:val="28"/>
+          <w:lang w:val="ru-BY"/>
+        </w:rPr>
+        <w:t>());</w:t>
       </w:r>
     </w:p>
     <w:p>
@@ -303,6 +526,7 @@
           <w:lang w:val="ru-BY"/>
         </w:rPr>
       </w:pPr>
+      <w:proofErr w:type="spellStart"/>
       <w:r>
         <w:rPr>
           <w:color w:val="000000" w:themeColor="text1"/>
@@ -310,7 +534,37 @@
           <w:szCs w:val="28"/>
           <w:lang w:val="ru-BY"/>
         </w:rPr>
-        <w:t>double sweets = 14.3;</w:t>
+        <w:t>double</w:t>
+      </w:r>
+      <w:proofErr w:type="spellEnd"/>
+      <w:r>
+        <w:rPr>
+          <w:color w:val="000000" w:themeColor="text1"/>
+          <w:sz w:val="28"/>
+          <w:szCs w:val="28"/>
+          <w:lang w:val="ru-BY"/>
+        </w:rPr>
+        <w:t xml:space="preserve"> </w:t>
+      </w:r>
+      <w:proofErr w:type="spellStart"/>
+      <w:r>
+        <w:rPr>
+          <w:color w:val="000000" w:themeColor="text1"/>
+          <w:sz w:val="28"/>
+          <w:szCs w:val="28"/>
+          <w:lang w:val="ru-BY"/>
+        </w:rPr>
+        <w:t>sweets</w:t>
+      </w:r>
+      <w:proofErr w:type="spellEnd"/>
+      <w:r>
+        <w:rPr>
+          <w:color w:val="000000" w:themeColor="text1"/>
+          <w:sz w:val="28"/>
+          <w:szCs w:val="28"/>
+          <w:lang w:val="ru-BY"/>
+        </w:rPr>
+        <w:t xml:space="preserve"> = 14.3;</w:t>
       </w:r>
     </w:p>
     <w:p>
@@ -326,6 +580,7 @@
           <w:lang w:val="ru-BY"/>
         </w:rPr>
       </w:pPr>
+      <w:proofErr w:type="spellStart"/>
       <w:r>
         <w:rPr>
           <w:color w:val="000000" w:themeColor="text1"/>
@@ -333,7 +588,37 @@
           <w:szCs w:val="28"/>
           <w:lang w:val="ru-BY"/>
         </w:rPr>
-        <w:t>double cookies = 10.5;</w:t>
+        <w:t>double</w:t>
+      </w:r>
+      <w:proofErr w:type="spellEnd"/>
+      <w:r>
+        <w:rPr>
+          <w:color w:val="000000" w:themeColor="text1"/>
+          <w:sz w:val="28"/>
+          <w:szCs w:val="28"/>
+          <w:lang w:val="ru-BY"/>
+        </w:rPr>
+        <w:t xml:space="preserve"> </w:t>
+      </w:r>
+      <w:proofErr w:type="spellStart"/>
+      <w:r>
+        <w:rPr>
+          <w:color w:val="000000" w:themeColor="text1"/>
+          <w:sz w:val="28"/>
+          <w:szCs w:val="28"/>
+          <w:lang w:val="ru-BY"/>
+        </w:rPr>
+        <w:t>cookies</w:t>
+      </w:r>
+      <w:proofErr w:type="spellEnd"/>
+      <w:r>
+        <w:rPr>
+          <w:color w:val="000000" w:themeColor="text1"/>
+          <w:sz w:val="28"/>
+          <w:szCs w:val="28"/>
+          <w:lang w:val="ru-BY"/>
+        </w:rPr>
+        <w:t xml:space="preserve"> = 10.5;</w:t>
       </w:r>
     </w:p>
     <w:p>
@@ -349,6 +634,7 @@
           <w:lang w:val="ru-BY"/>
         </w:rPr>
       </w:pPr>
+      <w:proofErr w:type="spellStart"/>
       <w:r>
         <w:rPr>
           <w:color w:val="000000" w:themeColor="text1"/>
@@ -356,7 +642,37 @@
           <w:szCs w:val="28"/>
           <w:lang w:val="ru-BY"/>
         </w:rPr>
-        <w:t>double apples = 7.85;</w:t>
+        <w:t>double</w:t>
+      </w:r>
+      <w:proofErr w:type="spellEnd"/>
+      <w:r>
+        <w:rPr>
+          <w:color w:val="000000" w:themeColor="text1"/>
+          <w:sz w:val="28"/>
+          <w:szCs w:val="28"/>
+          <w:lang w:val="ru-BY"/>
+        </w:rPr>
+        <w:t xml:space="preserve"> </w:t>
+      </w:r>
+      <w:proofErr w:type="spellStart"/>
+      <w:r>
+        <w:rPr>
+          <w:color w:val="000000" w:themeColor="text1"/>
+          <w:sz w:val="28"/>
+          <w:szCs w:val="28"/>
+          <w:lang w:val="ru-BY"/>
+        </w:rPr>
+        <w:t>apples</w:t>
+      </w:r>
+      <w:proofErr w:type="spellEnd"/>
+      <w:r>
+        <w:rPr>
+          <w:color w:val="000000" w:themeColor="text1"/>
+          <w:sz w:val="28"/>
+          <w:szCs w:val="28"/>
+          <w:lang w:val="ru-BY"/>
+        </w:rPr>
+        <w:t xml:space="preserve"> = 7.85;</w:t>
       </w:r>
     </w:p>
     <w:p>
@@ -372,6 +688,7 @@
           <w:lang w:val="ru-BY"/>
         </w:rPr>
       </w:pPr>
+      <w:proofErr w:type="spellStart"/>
       <w:r>
         <w:rPr>
           <w:color w:val="000000" w:themeColor="text1"/>
@@ -379,7 +696,88 @@
           <w:szCs w:val="28"/>
           <w:lang w:val="ru-BY"/>
         </w:rPr>
-        <w:t>Console.WriteLine($"Общая стоимость покупки: {x*sweets+y*cookies+z*apples}р");</w:t>
+        <w:t>Console.WriteLine</w:t>
+      </w:r>
+      <w:proofErr w:type="spellEnd"/>
+      <w:r>
+        <w:rPr>
+          <w:color w:val="000000" w:themeColor="text1"/>
+          <w:sz w:val="28"/>
+          <w:szCs w:val="28"/>
+          <w:lang w:val="ru-BY"/>
+        </w:rPr>
+        <w:t>($"Общая стоимость покупки: {x*</w:t>
+      </w:r>
+      <w:proofErr w:type="spellStart"/>
+      <w:r>
+        <w:rPr>
+          <w:color w:val="000000" w:themeColor="text1"/>
+          <w:sz w:val="28"/>
+          <w:szCs w:val="28"/>
+          <w:lang w:val="ru-BY"/>
+        </w:rPr>
+        <w:t>sweets+y</w:t>
+      </w:r>
+      <w:proofErr w:type="spellEnd"/>
+      <w:r>
+        <w:rPr>
+          <w:color w:val="000000" w:themeColor="text1"/>
+          <w:sz w:val="28"/>
+          <w:szCs w:val="28"/>
+          <w:lang w:val="ru-BY"/>
+        </w:rPr>
+        <w:t>*</w:t>
+      </w:r>
+      <w:proofErr w:type="spellStart"/>
+      <w:r>
+        <w:rPr>
+          <w:color w:val="000000" w:themeColor="text1"/>
+          <w:sz w:val="28"/>
+          <w:szCs w:val="28"/>
+          <w:lang w:val="ru-BY"/>
+        </w:rPr>
+        <w:t>cookies+z</w:t>
+      </w:r>
+      <w:proofErr w:type="spellEnd"/>
+      <w:r>
+        <w:rPr>
+          <w:color w:val="000000" w:themeColor="text1"/>
+          <w:sz w:val="28"/>
+          <w:szCs w:val="28"/>
+          <w:lang w:val="ru-BY"/>
+        </w:rPr>
+        <w:t>*</w:t>
+      </w:r>
+      <w:proofErr w:type="spellStart"/>
+      <w:proofErr w:type="gramStart"/>
+      <w:r>
+        <w:rPr>
+          <w:color w:val="000000" w:themeColor="text1"/>
+          <w:sz w:val="28"/>
+          <w:szCs w:val="28"/>
+          <w:lang w:val="ru-BY"/>
+        </w:rPr>
+        <w:t>apples</w:t>
+      </w:r>
+      <w:proofErr w:type="spellEnd"/>
+      <w:r>
+        <w:rPr>
+          <w:color w:val="000000" w:themeColor="text1"/>
+          <w:sz w:val="28"/>
+          <w:szCs w:val="28"/>
+          <w:lang w:val="ru-BY"/>
+        </w:rPr>
+        <w:t>}р</w:t>
+      </w:r>
+      <w:proofErr w:type="gramEnd"/>
+      <w:r>
+        <w:rPr>
+          <w:color w:val="000000" w:themeColor="text1"/>
+          <w:sz w:val="28"/>
+          <w:szCs w:val="28"/>
+          <w:lang w:val="ru-BY"/>
+        </w:rPr>
+        <w:t>");</w:t>
       </w:r>
       <w:r>
         <w:rPr>
@@ -698,7 +1096,6 @@
           <w:color w:val="000000"/>
           <w:sz w:val="28"/>
           <w:szCs w:val="28"/>
-          <w:lang w:val="en-US"/>
         </w:rPr>
       </w:pPr>
     </w:p>
@@ -709,7 +1106,6 @@
           <w:color w:val="000000"/>
           <w:sz w:val="28"/>
           <w:szCs w:val="28"/>
-          <w:lang w:val="en-US"/>
         </w:rPr>
       </w:pPr>
     </w:p>
@@ -720,7 +1116,6 @@
           <w:color w:val="000000"/>
           <w:sz w:val="28"/>
           <w:szCs w:val="28"/>
-          <w:lang w:val="en-US"/>
         </w:rPr>
       </w:pPr>
     </w:p>
@@ -731,7 +1126,6 @@
           <w:color w:val="000000"/>
           <w:sz w:val="28"/>
           <w:szCs w:val="28"/>
-          <w:lang w:val="en-US"/>
         </w:rPr>
       </w:pPr>
     </w:p>
@@ -742,7 +1136,6 @@
           <w:color w:val="000000"/>
           <w:sz w:val="28"/>
           <w:szCs w:val="28"/>
-          <w:lang w:val="en-US"/>
         </w:rPr>
       </w:pPr>
     </w:p>
@@ -753,7 +1146,6 @@
           <w:color w:val="000000"/>
           <w:sz w:val="28"/>
           <w:szCs w:val="28"/>
-          <w:lang w:val="en-US"/>
         </w:rPr>
       </w:pPr>
     </w:p>
@@ -764,7 +1156,6 @@
           <w:color w:val="000000"/>
           <w:sz w:val="28"/>
           <w:szCs w:val="28"/>
-          <w:lang w:val="en-US"/>
         </w:rPr>
       </w:pPr>
     </w:p>
@@ -905,6 +1296,7 @@
           <w:lang w:val="ru-BY"/>
         </w:rPr>
       </w:pPr>
+      <w:proofErr w:type="spellStart"/>
       <w:r>
         <w:rPr>
           <w:color w:val="000000" w:themeColor="text1"/>
@@ -912,7 +1304,17 @@
           <w:szCs w:val="28"/>
           <w:lang w:val="ru-BY"/>
         </w:rPr>
-        <w:t>Console.WriteLine("Введите трехзначное число: ");</w:t>
+        <w:t>Console.WriteLine</w:t>
+      </w:r>
+      <w:proofErr w:type="spellEnd"/>
+      <w:r>
+        <w:rPr>
+          <w:color w:val="000000" w:themeColor="text1"/>
+          <w:sz w:val="28"/>
+          <w:szCs w:val="28"/>
+          <w:lang w:val="ru-BY"/>
+        </w:rPr>
+        <w:t>("Введите трехзначное число: ");</w:t>
       </w:r>
     </w:p>
     <w:p>
@@ -928,6 +1330,7 @@
           <w:lang w:val="ru-BY"/>
         </w:rPr>
       </w:pPr>
+      <w:proofErr w:type="spellStart"/>
       <w:r>
         <w:rPr>
           <w:color w:val="000000" w:themeColor="text1"/>
@@ -935,7 +1338,79 @@
           <w:szCs w:val="28"/>
           <w:lang w:val="ru-BY"/>
         </w:rPr>
-        <w:t>int num = int.Parse(Console.ReadLine());</w:t>
+        <w:t>int</w:t>
+      </w:r>
+      <w:proofErr w:type="spellEnd"/>
+      <w:r>
+        <w:rPr>
+          <w:color w:val="000000" w:themeColor="text1"/>
+          <w:sz w:val="28"/>
+          <w:szCs w:val="28"/>
+          <w:lang w:val="ru-BY"/>
+        </w:rPr>
+        <w:t xml:space="preserve"> </w:t>
+      </w:r>
+      <w:proofErr w:type="spellStart"/>
+      <w:r>
+        <w:rPr>
+          <w:color w:val="000000" w:themeColor="text1"/>
+          <w:sz w:val="28"/>
+          <w:szCs w:val="28"/>
+          <w:lang w:val="ru-BY"/>
+        </w:rPr>
+        <w:t>num</w:t>
+      </w:r>
+      <w:proofErr w:type="spellEnd"/>
+      <w:r>
+        <w:rPr>
+          <w:color w:val="000000" w:themeColor="text1"/>
+          <w:sz w:val="28"/>
+          <w:szCs w:val="28"/>
+          <w:lang w:val="ru-BY"/>
+        </w:rPr>
+        <w:t xml:space="preserve"> = </w:t>
+      </w:r>
+      <w:proofErr w:type="spellStart"/>
+      <w:proofErr w:type="gramStart"/>
+      <w:r>
+        <w:rPr>
+          <w:color w:val="000000" w:themeColor="text1"/>
+          <w:sz w:val="28"/>
+          <w:szCs w:val="28"/>
+          <w:lang w:val="ru-BY"/>
+        </w:rPr>
+        <w:t>int.Parse</w:t>
+      </w:r>
+      <w:proofErr w:type="spellEnd"/>
+      <w:proofErr w:type="gramEnd"/>
+      <w:r>
+        <w:rPr>
+          <w:color w:val="000000" w:themeColor="text1"/>
+          <w:sz w:val="28"/>
+          <w:szCs w:val="28"/>
+          <w:lang w:val="ru-BY"/>
+        </w:rPr>
+        <w:t>(</w:t>
+      </w:r>
+      <w:proofErr w:type="spellStart"/>
+      <w:r>
+        <w:rPr>
+          <w:color w:val="000000" w:themeColor="text1"/>
+          <w:sz w:val="28"/>
+          <w:szCs w:val="28"/>
+          <w:lang w:val="ru-BY"/>
+        </w:rPr>
+        <w:t>Console.ReadLine</w:t>
+      </w:r>
+      <w:proofErr w:type="spellEnd"/>
+      <w:r>
+        <w:rPr>
+          <w:color w:val="000000" w:themeColor="text1"/>
+          <w:sz w:val="28"/>
+          <w:szCs w:val="28"/>
+          <w:lang w:val="ru-BY"/>
+        </w:rPr>
+        <w:t>());</w:t>
       </w:r>
     </w:p>
     <w:p>
@@ -951,6 +1426,7 @@
           <w:lang w:val="ru-BY"/>
         </w:rPr>
       </w:pPr>
+      <w:proofErr w:type="spellStart"/>
       <w:r>
         <w:rPr>
           <w:color w:val="000000" w:themeColor="text1"/>
@@ -958,7 +1434,57 @@
           <w:szCs w:val="28"/>
           <w:lang w:val="ru-BY"/>
         </w:rPr>
-        <w:t>int d = num/10%10 - num/100; //разница</w:t>
+        <w:t>int</w:t>
+      </w:r>
+      <w:proofErr w:type="spellEnd"/>
+      <w:r>
+        <w:rPr>
+          <w:color w:val="000000" w:themeColor="text1"/>
+          <w:sz w:val="28"/>
+          <w:szCs w:val="28"/>
+          <w:lang w:val="ru-BY"/>
+        </w:rPr>
+        <w:t xml:space="preserve"> d = </w:t>
+      </w:r>
+      <w:proofErr w:type="spellStart"/>
+      <w:r>
+        <w:rPr>
+          <w:color w:val="000000" w:themeColor="text1"/>
+          <w:sz w:val="28"/>
+          <w:szCs w:val="28"/>
+          <w:lang w:val="ru-BY"/>
+        </w:rPr>
+        <w:t>num</w:t>
+      </w:r>
+      <w:proofErr w:type="spellEnd"/>
+      <w:r>
+        <w:rPr>
+          <w:color w:val="000000" w:themeColor="text1"/>
+          <w:sz w:val="28"/>
+          <w:szCs w:val="28"/>
+          <w:lang w:val="ru-BY"/>
+        </w:rPr>
+        <w:t xml:space="preserve">/10%10 - </w:t>
+      </w:r>
+      <w:proofErr w:type="spellStart"/>
+      <w:r>
+        <w:rPr>
+          <w:color w:val="000000" w:themeColor="text1"/>
+          <w:sz w:val="28"/>
+          <w:szCs w:val="28"/>
+          <w:lang w:val="ru-BY"/>
+        </w:rPr>
+        <w:t>num</w:t>
+      </w:r>
+      <w:proofErr w:type="spellEnd"/>
+      <w:r>
+        <w:rPr>
+          <w:color w:val="000000" w:themeColor="text1"/>
+          <w:sz w:val="28"/>
+          <w:szCs w:val="28"/>
+          <w:lang w:val="ru-BY"/>
+        </w:rPr>
+        <w:t>/100; //разница</w:t>
       </w:r>
     </w:p>
     <w:p>
@@ -974,6 +1500,7 @@
           <w:lang w:val="ru-BY"/>
         </w:rPr>
       </w:pPr>
+      <w:proofErr w:type="spellStart"/>
       <w:r>
         <w:rPr>
           <w:color w:val="000000" w:themeColor="text1"/>
@@ -981,7 +1508,97 @@
           <w:szCs w:val="28"/>
           <w:lang w:val="ru-BY"/>
         </w:rPr>
-        <w:t>if (d == num % 10 - num / 10 % 10) Console.WriteLine("Цифры данного техзначного числа образуют арифметическую прогрессию.");</w:t>
+        <w:t>if</w:t>
+      </w:r>
+      <w:proofErr w:type="spellEnd"/>
+      <w:r>
+        <w:rPr>
+          <w:color w:val="000000" w:themeColor="text1"/>
+          <w:sz w:val="28"/>
+          <w:szCs w:val="28"/>
+          <w:lang w:val="ru-BY"/>
+        </w:rPr>
+        <w:t xml:space="preserve"> (d == </w:t>
+      </w:r>
+      <w:proofErr w:type="spellStart"/>
+      <w:r>
+        <w:rPr>
+          <w:color w:val="000000" w:themeColor="text1"/>
+          <w:sz w:val="28"/>
+          <w:szCs w:val="28"/>
+          <w:lang w:val="ru-BY"/>
+        </w:rPr>
+        <w:t>num</w:t>
+      </w:r>
+      <w:proofErr w:type="spellEnd"/>
+      <w:r>
+        <w:rPr>
+          <w:color w:val="000000" w:themeColor="text1"/>
+          <w:sz w:val="28"/>
+          <w:szCs w:val="28"/>
+          <w:lang w:val="ru-BY"/>
+        </w:rPr>
+        <w:t xml:space="preserve"> % 10 - </w:t>
+      </w:r>
+      <w:proofErr w:type="spellStart"/>
+      <w:r>
+        <w:rPr>
+          <w:color w:val="000000" w:themeColor="text1"/>
+          <w:sz w:val="28"/>
+          <w:szCs w:val="28"/>
+          <w:lang w:val="ru-BY"/>
+        </w:rPr>
+        <w:t>num</w:t>
+      </w:r>
+      <w:proofErr w:type="spellEnd"/>
+      <w:r>
+        <w:rPr>
+          <w:color w:val="000000" w:themeColor="text1"/>
+          <w:sz w:val="28"/>
+          <w:szCs w:val="28"/>
+          <w:lang w:val="ru-BY"/>
+        </w:rPr>
+        <w:t xml:space="preserve"> / 10 % 10) </w:t>
+      </w:r>
+      <w:proofErr w:type="spellStart"/>
+      <w:r>
+        <w:rPr>
+          <w:color w:val="000000" w:themeColor="text1"/>
+          <w:sz w:val="28"/>
+          <w:szCs w:val="28"/>
+          <w:lang w:val="ru-BY"/>
+        </w:rPr>
+        <w:t>Console.WriteLine</w:t>
+      </w:r>
+      <w:proofErr w:type="spellEnd"/>
+      <w:r>
+        <w:rPr>
+          <w:color w:val="000000" w:themeColor="text1"/>
+          <w:sz w:val="28"/>
+          <w:szCs w:val="28"/>
+          <w:lang w:val="ru-BY"/>
+        </w:rPr>
+        <w:t xml:space="preserve">("Цифры данного </w:t>
+      </w:r>
+      <w:proofErr w:type="spellStart"/>
+      <w:r>
+        <w:rPr>
+          <w:color w:val="000000" w:themeColor="text1"/>
+          <w:sz w:val="28"/>
+          <w:szCs w:val="28"/>
+          <w:lang w:val="ru-BY"/>
+        </w:rPr>
+        <w:t>техзначного</w:t>
+      </w:r>
+      <w:proofErr w:type="spellEnd"/>
+      <w:r>
+        <w:rPr>
+          <w:color w:val="000000" w:themeColor="text1"/>
+          <w:sz w:val="28"/>
+          <w:szCs w:val="28"/>
+          <w:lang w:val="ru-BY"/>
+        </w:rPr>
+        <w:t xml:space="preserve"> числа образуют арифметическую прогрессию.");</w:t>
       </w:r>
     </w:p>
     <w:p>
@@ -997,6 +1614,7 @@
           <w:lang w:val="ru-BY"/>
         </w:rPr>
       </w:pPr>
+      <w:proofErr w:type="spellStart"/>
       <w:r>
         <w:rPr>
           <w:color w:val="000000" w:themeColor="text1"/>
@@ -1004,7 +1622,37 @@
           <w:szCs w:val="28"/>
           <w:lang w:val="ru-BY"/>
         </w:rPr>
-        <w:t>else Console.WriteLine("Цифры данного трехзначного числа НЕ образуют арифметическую прогрессию.");</w:t>
+        <w:t>else</w:t>
+      </w:r>
+      <w:proofErr w:type="spellEnd"/>
+      <w:r>
+        <w:rPr>
+          <w:color w:val="000000" w:themeColor="text1"/>
+          <w:sz w:val="28"/>
+          <w:szCs w:val="28"/>
+          <w:lang w:val="ru-BY"/>
+        </w:rPr>
+        <w:t xml:space="preserve"> </w:t>
+      </w:r>
+      <w:proofErr w:type="spellStart"/>
+      <w:r>
+        <w:rPr>
+          <w:color w:val="000000" w:themeColor="text1"/>
+          <w:sz w:val="28"/>
+          <w:szCs w:val="28"/>
+          <w:lang w:val="ru-BY"/>
+        </w:rPr>
+        <w:t>Console.WriteLine</w:t>
+      </w:r>
+      <w:proofErr w:type="spellEnd"/>
+      <w:r>
+        <w:rPr>
+          <w:color w:val="000000" w:themeColor="text1"/>
+          <w:sz w:val="28"/>
+          <w:szCs w:val="28"/>
+          <w:lang w:val="ru-BY"/>
+        </w:rPr>
+        <w:t>("Цифры данного трехзначного числа НЕ образуют арифметическую прогрессию.");</w:t>
       </w:r>
     </w:p>
     <w:p>
@@ -2271,7 +2919,15 @@
                               <w:sz w:val="28"/>
                               <w:szCs w:val="28"/>
                             </w:rPr>
-                            <w:t>УП 5-04-0612-02.4</w:t>
+                            <w:t>УП 5-04-0612-</w:t>
+                          </w:r>
+                          <w:proofErr w:type="gramStart"/>
+                          <w:r>
+                            <w:rPr>
+                              <w:sz w:val="28"/>
+                              <w:szCs w:val="28"/>
+                            </w:rPr>
+                            <w:t>02.4</w:t>
                           </w:r>
                           <w:r>
                             <w:rPr>
@@ -2293,7 +2949,16 @@
                               <w:szCs w:val="28"/>
                               <w:lang w:val="en-US"/>
                             </w:rPr>
-                            <w:t>X-34</w:t>
+                            <w:t>X</w:t>
+                          </w:r>
+                          <w:proofErr w:type="gramEnd"/>
+                          <w:r>
+                            <w:rPr>
+                              <w:sz w:val="28"/>
+                              <w:szCs w:val="28"/>
+                              <w:lang w:val="en-US"/>
+                            </w:rPr>
+                            <w:t>-34</w:t>
                           </w:r>
                           <w:r>
                             <w:rPr>
@@ -2366,7 +3031,15 @@
                         <w:sz w:val="28"/>
                         <w:szCs w:val="28"/>
                       </w:rPr>
-                      <w:t>УП 5-04-0612-02.4</w:t>
+                      <w:t>УП 5-04-0612-</w:t>
+                    </w:r>
+                    <w:proofErr w:type="gramStart"/>
+                    <w:r>
+                      <w:rPr>
+                        <w:sz w:val="28"/>
+                        <w:szCs w:val="28"/>
+                      </w:rPr>
+                      <w:t>02.4</w:t>
                     </w:r>
                     <w:r>
                       <w:rPr>
@@ -2388,7 +3061,16 @@
                         <w:szCs w:val="28"/>
                         <w:lang w:val="en-US"/>
                       </w:rPr>
-                      <w:t>X-34</w:t>
+                      <w:t>X</w:t>
+                    </w:r>
+                    <w:proofErr w:type="gramEnd"/>
+                    <w:r>
+                      <w:rPr>
+                        <w:sz w:val="28"/>
+                        <w:szCs w:val="28"/>
+                        <w:lang w:val="en-US"/>
+                      </w:rPr>
+                      <w:t>-34</w:t>
                     </w:r>
                     <w:r>
                       <w:rPr>
@@ -3566,7 +4248,23 @@
         <w:rFonts w:ascii="GOST type B" w:hAnsi="GOST type B"/>
         <w:i/>
       </w:rPr>
-      <w:t xml:space="preserve"> Консульт.</w:t>
+      <w:t xml:space="preserve"> </w:t>
+    </w:r>
+    <w:proofErr w:type="spellStart"/>
+    <w:r>
+      <w:rPr>
+        <w:rFonts w:ascii="GOST type B" w:hAnsi="GOST type B"/>
+        <w:i/>
+      </w:rPr>
+      <w:t>Консульт</w:t>
+    </w:r>
+    <w:proofErr w:type="spellEnd"/>
+    <w:r>
+      <w:rPr>
+        <w:rFonts w:ascii="GOST type B" w:hAnsi="GOST type B"/>
+        <w:i/>
+      </w:rPr>
+      <w:t>.</w:t>
     </w:r>
   </w:p>
   <w:p>
@@ -3584,7 +4282,190 @@
       <mc:AlternateContent>
         <mc:Choice Requires="wps">
           <w:drawing>
-            <wp:anchor distT="0" distB="0" distL="114300" distR="114300" simplePos="0" relativeHeight="251673600" behindDoc="0" locked="0" layoutInCell="1" allowOverlap="1" wp14:anchorId="5729BC80" wp14:editId="37D7EE3C">
+            <wp:anchor distT="0" distB="0" distL="114300" distR="114300" simplePos="0" relativeHeight="251680768" behindDoc="0" locked="0" layoutInCell="1" allowOverlap="1" wp14:anchorId="068EEA84" wp14:editId="6B435D43">
+              <wp:simplePos x="0" y="0"/>
+              <wp:positionH relativeFrom="column">
+                <wp:posOffset>2167890</wp:posOffset>
+              </wp:positionH>
+              <wp:positionV relativeFrom="paragraph">
+                <wp:posOffset>-619760</wp:posOffset>
+              </wp:positionV>
+              <wp:extent cx="2434590" cy="901700"/>
+              <wp:effectExtent l="0" t="0" r="0" b="0"/>
+              <wp:wrapNone/>
+              <wp:docPr id="26" name="Text Box 102"/>
+              <wp:cNvGraphicFramePr>
+                <a:graphicFrameLocks xmlns:a="http://schemas.openxmlformats.org/drawingml/2006/main"/>
+              </wp:cNvGraphicFramePr>
+              <a:graphic xmlns:a="http://schemas.openxmlformats.org/drawingml/2006/main">
+                <a:graphicData uri="http://schemas.microsoft.com/office/word/2010/wordprocessingShape">
+                  <wps:wsp>
+                    <wps:cNvSpPr txBox="1">
+                      <a:spLocks noChangeArrowheads="1"/>
+                    </wps:cNvSpPr>
+                    <wps:spPr bwMode="auto">
+                      <a:xfrm>
+                        <a:off x="0" y="0"/>
+                        <a:ext cx="2434590" cy="901700"/>
+                      </a:xfrm>
+                      <a:prstGeom prst="rect">
+                        <a:avLst/>
+                      </a:prstGeom>
+                      <a:noFill/>
+                      <a:ln>
+                        <a:noFill/>
+                      </a:ln>
+                      <a:extLst>
+                        <a:ext uri="{909E8E84-426E-40DD-AFC4-6F175D3DCCD1}">
+                          <a14:hiddenFill xmlns:a14="http://schemas.microsoft.com/office/drawing/2010/main">
+                            <a:solidFill>
+                              <a:srgbClr val="FFFFFF"/>
+                            </a:solidFill>
+                          </a14:hiddenFill>
+                        </a:ext>
+                        <a:ext uri="{91240B29-F687-4F45-9708-019B960494DF}">
+                          <a14:hiddenLine xmlns:a14="http://schemas.microsoft.com/office/drawing/2010/main" w="9525">
+                            <a:solidFill>
+                              <a:srgbClr val="000000"/>
+                            </a:solidFill>
+                            <a:miter lim="800000"/>
+                            <a:headEnd/>
+                            <a:tailEnd/>
+                          </a14:hiddenLine>
+                        </a:ext>
+                      </a:extLst>
+                    </wps:spPr>
+                    <wps:txbx>
+                      <w:txbxContent>
+                        <w:p>
+                          <w:pPr>
+                            <w:pStyle w:val="ac"/>
+                            <w:spacing w:after="0" w:line="240" w:lineRule="auto"/>
+                            <w:ind w:left="0"/>
+                            <w:jc w:val="center"/>
+                            <w:rPr>
+                              <w:rFonts w:ascii="Times New Roman" w:hAnsi="Times New Roman"/>
+                              <w:b/>
+                              <w:sz w:val="24"/>
+                              <w:szCs w:val="28"/>
+                            </w:rPr>
+                          </w:pPr>
+                        </w:p>
+                        <w:p>
+                          <w:pPr>
+                            <w:tabs>
+                              <w:tab w:val="left" w:pos="1134"/>
+                            </w:tabs>
+                            <w:spacing w:line="276" w:lineRule="auto"/>
+                            <w:jc w:val="center"/>
+                            <w:rPr>
+                              <w:color w:val="000000"/>
+                              <w:sz w:val="28"/>
+                              <w:szCs w:val="28"/>
+                            </w:rPr>
+                          </w:pPr>
+                          <w:r>
+                            <w:rPr>
+                              <w:color w:val="000000"/>
+                              <w:sz w:val="28"/>
+                              <w:szCs w:val="28"/>
+                            </w:rPr>
+                            <w:t>ПРИНЦИПЫ ОБЪЕКТНО-ОРИЕНТИРОВАННОГО ПРОГРАММИРОВАНИЯ</w:t>
+                          </w:r>
+                        </w:p>
+                        <w:p>
+                          <w:pPr>
+                            <w:rPr>
+                              <w:rFonts w:ascii="GOST type B" w:hAnsi="GOST type B"/>
+                              <w:i/>
+                              <w:sz w:val="26"/>
+                              <w:szCs w:val="28"/>
+                            </w:rPr>
+                          </w:pPr>
+                        </w:p>
+                      </w:txbxContent>
+                    </wps:txbx>
+                    <wps:bodyPr rot="0" vert="horz" wrap="square" lIns="0" tIns="0" rIns="0" bIns="0" anchor="t" anchorCtr="0" upright="1">
+                      <a:noAutofit/>
+                    </wps:bodyPr>
+                  </wps:wsp>
+                </a:graphicData>
+              </a:graphic>
+              <wp14:sizeRelH relativeFrom="page">
+                <wp14:pctWidth>0</wp14:pctWidth>
+              </wp14:sizeRelH>
+              <wp14:sizeRelV relativeFrom="page">
+                <wp14:pctHeight>0</wp14:pctHeight>
+              </wp14:sizeRelV>
+            </wp:anchor>
+          </w:drawing>
+        </mc:Choice>
+        <mc:Fallback>
+          <w:pict>
+            <v:shape w14:anchorId="068EEA84" id="Text Box 102" o:spid="_x0000_s1036" type="#_x0000_t202" style="position:absolute;margin-left:170.7pt;margin-top:-48.8pt;width:191.7pt;height:71pt;z-index:251680768;visibility:visible;mso-wrap-style:square;mso-width-percent:0;mso-height-percent:0;mso-wrap-distance-left:9pt;mso-wrap-distance-top:0;mso-wrap-distance-right:9pt;mso-wrap-distance-bottom:0;mso-position-horizontal:absolute;mso-position-horizontal-relative:text;mso-position-vertical:absolute;mso-position-vertical-relative:text;mso-width-percent:0;mso-height-percent:0;mso-width-relative:page;mso-height-relative:page;v-text-anchor:top" o:gfxdata="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" filled="f" stroked="f">
+              <v:textbox inset="0,0,0,0">
+                <w:txbxContent>
+                  <w:p>
+                    <w:pPr>
+                      <w:pStyle w:val="ac"/>
+                      <w:spacing w:after="0" w:line="240" w:lineRule="auto"/>
+                      <w:ind w:left="0"/>
+                      <w:jc w:val="center"/>
+                      <w:rPr>
+                        <w:rFonts w:ascii="Times New Roman" w:hAnsi="Times New Roman"/>
+                        <w:b/>
+                        <w:sz w:val="24"/>
+                        <w:szCs w:val="28"/>
+                      </w:rPr>
+                    </w:pPr>
+                  </w:p>
+                  <w:p>
+                    <w:pPr>
+                      <w:tabs>
+                        <w:tab w:val="left" w:pos="1134"/>
+                      </w:tabs>
+                      <w:spacing w:line="276" w:lineRule="auto"/>
+                      <w:jc w:val="center"/>
+                      <w:rPr>
+                        <w:color w:val="000000"/>
+                        <w:sz w:val="28"/>
+                        <w:szCs w:val="28"/>
+                      </w:rPr>
+                    </w:pPr>
+                    <w:r>
+                      <w:rPr>
+                        <w:color w:val="000000"/>
+                        <w:sz w:val="28"/>
+                        <w:szCs w:val="28"/>
+                      </w:rPr>
+                      <w:t>ПРИНЦИПЫ ОБЪЕКТНО-ОРИЕНТИРОВАННОГО ПРОГРАММИРОВАНИЯ</w:t>
+                    </w:r>
+                  </w:p>
+                  <w:p>
+                    <w:pPr>
+                      <w:rPr>
+                        <w:rFonts w:ascii="GOST type B" w:hAnsi="GOST type B"/>
+                        <w:i/>
+                        <w:sz w:val="26"/>
+                        <w:szCs w:val="28"/>
+                      </w:rPr>
+                    </w:pPr>
+                  </w:p>
+                </w:txbxContent>
+              </v:textbox>
+            </v:shape>
+          </w:pict>
+        </mc:Fallback>
+      </mc:AlternateContent>
+    </w:r>
+    <w:r>
+      <w:rPr>
+        <w:noProof/>
+      </w:rPr>
+      <mc:AlternateContent>
+        <mc:Choice Requires="wps">
+          <w:drawing>
+            <wp:anchor distT="0" distB="0" distL="114300" distR="114300" simplePos="0" relativeHeight="251673600" behindDoc="0" locked="0" layoutInCell="1" allowOverlap="1" wp14:anchorId="5729BC80" wp14:editId="5C2BC346">
               <wp:simplePos x="0" y="0"/>
               <wp:positionH relativeFrom="column">
                 <wp:posOffset>528320</wp:posOffset>
@@ -3673,7 +4554,7 @@
         </mc:Choice>
         <mc:Fallback>
           <w:pict>
-            <v:shape w14:anchorId="5729BC80" id="Text Box 52" o:spid="_x0000_s1036" type="#_x0000_t202" style="position:absolute;margin-left:41.6pt;margin-top:-38.95pt;width:56.9pt;height:11.05pt;z-index:251673600;visibility:visible;mso-wrap-style:square;mso-width-percent:0;mso-height-percent:0;mso-wrap-distance-left:9pt;mso-wrap-distance-top:0;mso-wrap-distance-right:9pt;mso-wrap-distance-bottom:0;mso-position-horizontal:absolute;mso-position-horizontal-relative:text;mso-position-vertical:absolute;mso-position-vertical-relative:text;mso-width-percent:0;mso-height-percent:0;mso-width-relative:page;mso-height-relative:page;v-text-anchor:top" o:gfxdata="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" filled="f" stroked="f">
+            <v:shape w14:anchorId="5729BC80" id="Text Box 52" o:spid="_x0000_s1037" type="#_x0000_t202" style="position:absolute;margin-left:41.6pt;margin-top:-38.95pt;width:56.9pt;height:11.05pt;z-index:251673600;visibility:visible;mso-wrap-style:square;mso-width-percent:0;mso-height-percent:0;mso-wrap-distance-left:9pt;mso-wrap-distance-top:0;mso-wrap-distance-right:9pt;mso-wrap-distance-bottom:0;mso-position-horizontal:absolute;mso-position-horizontal-relative:text;mso-position-vertical:absolute;mso-position-vertical-relative:text;mso-width-percent:0;mso-height-percent:0;mso-width-relative:page;mso-height-relative:page;v-text-anchor:top" o:gfxdata="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" filled="f" stroked="f">
               <v:textbox inset="0,0,0,0">
                 <w:txbxContent>
                   <w:p>
@@ -3690,223 +4571,6 @@
                       </w:rPr>
                       <w:t>Харкович Е.А.</w:t>
                     </w:r>
-                  </w:p>
-                </w:txbxContent>
-              </v:textbox>
-            </v:shape>
-          </w:pict>
-        </mc:Fallback>
-      </mc:AlternateContent>
-    </w:r>
-    <w:r>
-      <w:rPr>
-        <w:noProof/>
-      </w:rPr>
-      <mc:AlternateContent>
-        <mc:Choice Requires="wps">
-          <w:drawing>
-            <wp:anchor distT="0" distB="0" distL="114300" distR="114300" simplePos="0" relativeHeight="251680768" behindDoc="0" locked="0" layoutInCell="1" allowOverlap="1" wp14:anchorId="068EEA84" wp14:editId="0FFD33E1">
-              <wp:simplePos x="0" y="0"/>
-              <wp:positionH relativeFrom="column">
-                <wp:posOffset>2157730</wp:posOffset>
-              </wp:positionH>
-              <wp:positionV relativeFrom="paragraph">
-                <wp:posOffset>-412115</wp:posOffset>
-              </wp:positionV>
-              <wp:extent cx="2434590" cy="901700"/>
-              <wp:effectExtent l="0" t="0" r="0" b="0"/>
-              <wp:wrapNone/>
-              <wp:docPr id="26" name="Text Box 102"/>
-              <wp:cNvGraphicFramePr>
-                <a:graphicFrameLocks xmlns:a="http://schemas.openxmlformats.org/drawingml/2006/main"/>
-              </wp:cNvGraphicFramePr>
-              <a:graphic xmlns:a="http://schemas.openxmlformats.org/drawingml/2006/main">
-                <a:graphicData uri="http://schemas.microsoft.com/office/word/2010/wordprocessingShape">
-                  <wps:wsp>
-                    <wps:cNvSpPr txBox="1">
-                      <a:spLocks noChangeArrowheads="1"/>
-                    </wps:cNvSpPr>
-                    <wps:spPr bwMode="auto">
-                      <a:xfrm>
-                        <a:off x="0" y="0"/>
-                        <a:ext cx="2434590" cy="901700"/>
-                      </a:xfrm>
-                      <a:prstGeom prst="rect">
-                        <a:avLst/>
-                      </a:prstGeom>
-                      <a:noFill/>
-                      <a:ln>
-                        <a:noFill/>
-                      </a:ln>
-                      <a:extLst>
-                        <a:ext uri="{909E8E84-426E-40DD-AFC4-6F175D3DCCD1}">
-                          <a14:hiddenFill xmlns:a14="http://schemas.microsoft.com/office/drawing/2010/main">
-                            <a:solidFill>
-                              <a:srgbClr val="FFFFFF"/>
-                            </a:solidFill>
-                          </a14:hiddenFill>
-                        </a:ext>
-                        <a:ext uri="{91240B29-F687-4F45-9708-019B960494DF}">
-                          <a14:hiddenLine xmlns:a14="http://schemas.microsoft.com/office/drawing/2010/main" w="9525">
-                            <a:solidFill>
-                              <a:srgbClr val="000000"/>
-                            </a:solidFill>
-                            <a:miter lim="800000"/>
-                            <a:headEnd/>
-                            <a:tailEnd/>
-                          </a14:hiddenLine>
-                        </a:ext>
-                      </a:extLst>
-                    </wps:spPr>
-                    <wps:txbx>
-                      <w:txbxContent>
-                        <w:p>
-                          <w:pPr>
-                            <w:pStyle w:val="ac"/>
-                            <w:spacing w:after="0" w:line="240" w:lineRule="auto"/>
-                            <w:ind w:left="0"/>
-                            <w:jc w:val="center"/>
-                            <w:rPr>
-                              <w:rFonts w:ascii="Times New Roman" w:hAnsi="Times New Roman"/>
-                              <w:b/>
-                              <w:sz w:val="24"/>
-                              <w:szCs w:val="28"/>
-                            </w:rPr>
-                          </w:pPr>
-                        </w:p>
-                        <w:p>
-                          <w:pPr>
-                            <w:shd w:val="clear" w:color="auto" w:fill="FFFFFF"/>
-                            <w:tabs>
-                              <w:tab w:val="left" w:pos="1134"/>
-                            </w:tabs>
-                            <w:ind w:left="360"/>
-                            <w:jc w:val="center"/>
-                            <w:rPr>
-                              <w:color w:val="000000"/>
-                              <w:sz w:val="28"/>
-                              <w:szCs w:val="28"/>
-                            </w:rPr>
-                          </w:pPr>
-                          <w:r>
-                            <w:rPr>
-                              <w:color w:val="000000"/>
-                              <w:sz w:val="28"/>
-                              <w:szCs w:val="28"/>
-                            </w:rPr>
-                            <w:t>П</w:t>
-                          </w:r>
-                          <w:r>
-                            <w:rPr>
-                              <w:color w:val="000000"/>
-                              <w:sz w:val="28"/>
-                              <w:szCs w:val="28"/>
-                            </w:rPr>
-                            <w:t>РИЛОЖЕНИЕ</w:t>
-                          </w:r>
-                          <w:r>
-                            <w:rPr>
-                              <w:color w:val="000000"/>
-                              <w:sz w:val="28"/>
-                              <w:szCs w:val="28"/>
-                            </w:rPr>
-                            <w:t xml:space="preserve"> А</w:t>
-                          </w:r>
-                        </w:p>
-                        <w:p>
-                          <w:pPr>
-                            <w:rPr>
-                              <w:rFonts w:ascii="GOST type B" w:hAnsi="GOST type B"/>
-                              <w:i/>
-                              <w:sz w:val="26"/>
-                              <w:szCs w:val="28"/>
-                            </w:rPr>
-                          </w:pPr>
-                        </w:p>
-                      </w:txbxContent>
-                    </wps:txbx>
-                    <wps:bodyPr rot="0" vert="horz" wrap="square" lIns="0" tIns="0" rIns="0" bIns="0" anchor="t" anchorCtr="0" upright="1">
-                      <a:noAutofit/>
-                    </wps:bodyPr>
-                  </wps:wsp>
-                </a:graphicData>
-              </a:graphic>
-              <wp14:sizeRelH relativeFrom="page">
-                <wp14:pctWidth>0</wp14:pctWidth>
-              </wp14:sizeRelH>
-              <wp14:sizeRelV relativeFrom="page">
-                <wp14:pctHeight>0</wp14:pctHeight>
-              </wp14:sizeRelV>
-            </wp:anchor>
-          </w:drawing>
-        </mc:Choice>
-        <mc:Fallback>
-          <w:pict>
-            <v:shape w14:anchorId="068EEA84" id="Text Box 102" o:spid="_x0000_s1037" type="#_x0000_t202" style="position:absolute;margin-left:169.9pt;margin-top:-32.45pt;width:191.7pt;height:71pt;z-index:251680768;visibility:visible;mso-wrap-style:square;mso-width-percent:0;mso-height-percent:0;mso-wrap-distance-left:9pt;mso-wrap-distance-top:0;mso-wrap-distance-right:9pt;mso-wrap-distance-bottom:0;mso-position-horizontal:absolute;mso-position-horizontal-relative:text;mso-position-vertical:absolute;mso-position-vertical-relative:text;mso-width-percent:0;mso-height-percent:0;mso-width-relative:page;mso-height-relative:page;v-text-anchor:top" o:gfxdata="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" filled="f" stroked="f">
-              <v:textbox inset="0,0,0,0">
-                <w:txbxContent>
-                  <w:p>
-                    <w:pPr>
-                      <w:pStyle w:val="ac"/>
-                      <w:spacing w:after="0" w:line="240" w:lineRule="auto"/>
-                      <w:ind w:left="0"/>
-                      <w:jc w:val="center"/>
-                      <w:rPr>
-                        <w:rFonts w:ascii="Times New Roman" w:hAnsi="Times New Roman"/>
-                        <w:b/>
-                        <w:sz w:val="24"/>
-                        <w:szCs w:val="28"/>
-                      </w:rPr>
-                    </w:pPr>
-                  </w:p>
-                  <w:p>
-                    <w:pPr>
-                      <w:shd w:val="clear" w:color="auto" w:fill="FFFFFF"/>
-                      <w:tabs>
-                        <w:tab w:val="left" w:pos="1134"/>
-                      </w:tabs>
-                      <w:ind w:left="360"/>
-                      <w:jc w:val="center"/>
-                      <w:rPr>
-                        <w:color w:val="000000"/>
-                        <w:sz w:val="28"/>
-                        <w:szCs w:val="28"/>
-                      </w:rPr>
-                    </w:pPr>
-                    <w:r>
-                      <w:rPr>
-                        <w:color w:val="000000"/>
-                        <w:sz w:val="28"/>
-                        <w:szCs w:val="28"/>
-                      </w:rPr>
-                      <w:t>П</w:t>
-                    </w:r>
-                    <w:r>
-                      <w:rPr>
-                        <w:color w:val="000000"/>
-                        <w:sz w:val="28"/>
-                        <w:szCs w:val="28"/>
-                      </w:rPr>
-                      <w:t>РИЛОЖЕНИЕ</w:t>
-                    </w:r>
-                    <w:r>
-                      <w:rPr>
-                        <w:color w:val="000000"/>
-                        <w:sz w:val="28"/>
-                        <w:szCs w:val="28"/>
-                      </w:rPr>
-                      <w:t xml:space="preserve"> А</w:t>
-                    </w:r>
-                  </w:p>
-                  <w:p>
-                    <w:pPr>
-                      <w:rPr>
-                        <w:rFonts w:ascii="GOST type B" w:hAnsi="GOST type B"/>
-                        <w:i/>
-                        <w:sz w:val="26"/>
-                        <w:szCs w:val="28"/>
-                      </w:rPr>
-                    </w:pPr>
                   </w:p>
                 </w:txbxContent>
               </v:textbox>
@@ -4297,8 +4961,19 @@
                               <w:spacing w:val="-20"/>
                               <w:sz w:val="22"/>
                             </w:rPr>
-                            <w:t>№ докум</w:t>
+                            <w:t xml:space="preserve">№ </w:t>
                           </w:r>
+                          <w:proofErr w:type="spellStart"/>
+                          <w:r>
+                            <w:rPr>
+                              <w:rFonts w:ascii="ISOCPEUR" w:hAnsi="ISOCPEUR"/>
+                              <w:i/>
+                              <w:spacing w:val="-20"/>
+                              <w:sz w:val="22"/>
+                            </w:rPr>
+                            <w:t>докум</w:t>
+                          </w:r>
+                          <w:proofErr w:type="spellEnd"/>
                         </w:p>
                       </w:txbxContent>
                     </wps:txbx>
@@ -4339,8 +5014,19 @@
                         <w:spacing w:val="-20"/>
                         <w:sz w:val="22"/>
                       </w:rPr>
-                      <w:t>№ докум</w:t>
+                      <w:t xml:space="preserve">№ </w:t>
                     </w:r>
+                    <w:proofErr w:type="spellStart"/>
+                    <w:r>
+                      <w:rPr>
+                        <w:rFonts w:ascii="ISOCPEUR" w:hAnsi="ISOCPEUR"/>
+                        <w:i/>
+                        <w:spacing w:val="-20"/>
+                        <w:sz w:val="22"/>
+                      </w:rPr>
+                      <w:t>докум</w:t>
+                    </w:r>
+                    <w:proofErr w:type="spellEnd"/>
                   </w:p>
                 </w:txbxContent>
               </v:textbox>
@@ -5197,13 +5883,23 @@
                             </w:rPr>
                             <w:t xml:space="preserve"> </w:t>
                           </w:r>
+                          <w:proofErr w:type="spellStart"/>
                           <w:r>
                             <w:rPr>
                               <w:rFonts w:ascii="ISOCPEUR" w:hAnsi="ISOCPEUR"/>
                               <w:i/>
                               <w:sz w:val="22"/>
                             </w:rPr>
-                            <w:t>Разраб.</w:t>
+                            <w:t>Разраб</w:t>
+                          </w:r>
+                          <w:proofErr w:type="spellEnd"/>
+                          <w:r>
+                            <w:rPr>
+                              <w:rFonts w:ascii="ISOCPEUR" w:hAnsi="ISOCPEUR"/>
+                              <w:i/>
+                              <w:sz w:val="22"/>
+                            </w:rPr>
+                            <w:t>.</w:t>
                           </w:r>
                         </w:p>
                       </w:txbxContent>
@@ -5244,13 +5940,23 @@
                       </w:rPr>
                       <w:t xml:space="preserve"> </w:t>
                     </w:r>
+                    <w:proofErr w:type="spellStart"/>
                     <w:r>
                       <w:rPr>
                         <w:rFonts w:ascii="ISOCPEUR" w:hAnsi="ISOCPEUR"/>
                         <w:i/>
                         <w:sz w:val="22"/>
                       </w:rPr>
-                      <w:t>Разраб.</w:t>
+                      <w:t>Разраб</w:t>
+                    </w:r>
+                    <w:proofErr w:type="spellEnd"/>
+                    <w:r>
+                      <w:rPr>
+                        <w:rFonts w:ascii="ISOCPEUR" w:hAnsi="ISOCPEUR"/>
+                        <w:i/>
+                        <w:sz w:val="22"/>
+                      </w:rPr>
+                      <w:t>.</w:t>
                     </w:r>
                   </w:p>
                 </w:txbxContent>
@@ -5710,7 +6416,15 @@
                               <w:sz w:val="28"/>
                               <w:szCs w:val="28"/>
                             </w:rPr>
-                            <w:t>УП 5-04-0612-02.4</w:t>
+                            <w:t>УП 5-04-0612-</w:t>
+                          </w:r>
+                          <w:proofErr w:type="gramStart"/>
+                          <w:r>
+                            <w:rPr>
+                              <w:sz w:val="28"/>
+                              <w:szCs w:val="28"/>
+                            </w:rPr>
+                            <w:t>02.4</w:t>
                           </w:r>
                           <w:r>
                             <w:rPr>
@@ -5732,7 +6446,16 @@
                               <w:szCs w:val="28"/>
                               <w:lang w:val="en-US"/>
                             </w:rPr>
-                            <w:t>X-34</w:t>
+                            <w:t>X</w:t>
+                          </w:r>
+                          <w:proofErr w:type="gramEnd"/>
+                          <w:r>
+                            <w:rPr>
+                              <w:sz w:val="28"/>
+                              <w:szCs w:val="28"/>
+                              <w:lang w:val="en-US"/>
+                            </w:rPr>
+                            <w:t>-34</w:t>
                           </w:r>
                           <w:r>
                             <w:rPr>
@@ -5801,7 +6524,15 @@
                         <w:sz w:val="28"/>
                         <w:szCs w:val="28"/>
                       </w:rPr>
-                      <w:t>УП 5-04-0612-02.4</w:t>
+                      <w:t>УП 5-04-0612-</w:t>
+                    </w:r>
+                    <w:proofErr w:type="gramStart"/>
+                    <w:r>
+                      <w:rPr>
+                        <w:sz w:val="28"/>
+                        <w:szCs w:val="28"/>
+                      </w:rPr>
+                      <w:t>02.4</w:t>
                     </w:r>
                     <w:r>
                       <w:rPr>
@@ -5823,7 +6554,16 @@
                         <w:szCs w:val="28"/>
                         <w:lang w:val="en-US"/>
                       </w:rPr>
-                      <w:t>X-34</w:t>
+                      <w:t>X</w:t>
+                    </w:r>
+                    <w:proofErr w:type="gramEnd"/>
+                    <w:r>
+                      <w:rPr>
+                        <w:sz w:val="28"/>
+                        <w:szCs w:val="28"/>
+                        <w:lang w:val="en-US"/>
+                      </w:rPr>
+                      <w:t>-34</w:t>
                     </w:r>
                     <w:r>
                       <w:rPr>
@@ -6319,8 +7059,17 @@
                               <w:sz w:val="28"/>
                               <w:szCs w:val="28"/>
                             </w:rPr>
-                            <w:t>Гродненский ГКТТиД</w:t>
+                            <w:t xml:space="preserve">Гродненский </w:t>
                           </w:r>
+                          <w:proofErr w:type="spellStart"/>
+                          <w:r>
+                            <w:rPr>
+                              <w:sz w:val="28"/>
+                              <w:szCs w:val="28"/>
+                            </w:rPr>
+                            <w:t>ГКТТиД</w:t>
+                          </w:r>
+                          <w:proofErr w:type="spellEnd"/>
                         </w:p>
                       </w:txbxContent>
                     </wps:txbx>
@@ -6356,8 +7105,17 @@
                         <w:sz w:val="28"/>
                         <w:szCs w:val="28"/>
                       </w:rPr>
-                      <w:t>Гродненский ГКТТиД</w:t>
+                      <w:t xml:space="preserve">Гродненский </w:t>
                     </w:r>
+                    <w:proofErr w:type="spellStart"/>
+                    <w:r>
+                      <w:rPr>
+                        <w:sz w:val="28"/>
+                        <w:szCs w:val="28"/>
+                      </w:rPr>
+                      <w:t>ГКТТиД</w:t>
+                    </w:r>
+                    <w:proofErr w:type="spellEnd"/>
                   </w:p>
                 </w:txbxContent>
               </v:textbox>
@@ -11181,6 +11939,7 @@
   <w:style w:type="character" w:default="1" w:styleId="a0">
     <w:name w:val="Default Paragraph Font"/>
     <w:uiPriority w:val="1"/>
+    <w:semiHidden/>
     <w:unhideWhenUsed/>
   </w:style>
   <w:style w:type="table" w:default="1" w:styleId="a1">
